--- a/ru/discovery-articles/1.3 Колесо.docx
+++ b/ru/discovery-articles/1.3 Колесо.docx
@@ -4,13 +4,20 @@
   <w:body>
     <w:p>
       <w:pPr>
-        <w:spacing w:before="0" w:after="80"/>
+        <w:pStyle w:val="Title"/>
+        <w:widowControl/>
+      </w:pPr>
+      <w:r>
+        <w:t>1.3 Колесо</w:t>
+      </w:r>
+    </w:p>
+    <w:p>
+      <w:pPr>
+        <w:keepNext/>
+        <w:widowControl/>
       </w:pPr>
       <w:r>
         <w:rPr>
-          <w:rFonts w:ascii="Calibri" w:hAnsi="Calibri" w:cs="Calibri"/>
-          <w:b/>
-          <w:color w:val="2E74B5"/>
           <w:sz w:val="20"/>
         </w:rPr>
         <w:t>1. Основы цивилизации</w:t>
@@ -19,121 +26,81 @@
     <w:p>
       <w:pPr>
         <w:keepNext/>
-        <w:spacing w:before="0" w:after="120"/>
+        <w:widowControl/>
       </w:pPr>
       <w:r>
         <w:rPr>
-          <w:rFonts w:ascii="Calibri" w:hAnsi="Calibri" w:cs="Calibri"/>
-          <w:b/>
-          <w:color w:val="0B2545"/>
-          <w:sz w:val="48"/>
+          <w:sz w:val="20"/>
         </w:rPr>
-        <w:t>1.3 Колесо</w:t>
+        <w:t>Период: примерно 3500 год до н. э. (колёсный транспорт); примерно 5500 год до н. э. (гончарный круг) | Основные центры: Месопотамия и евразийские степи; возможность нескольких независимых изобретений обсуждается</w:t>
       </w:r>
     </w:p>
     <w:p>
       <w:pPr>
-        <w:spacing w:before="0" w:after="200" w:line="276" w:lineRule="auto"/>
+        <w:widowControl/>
       </w:pPr>
       <w:r>
-        <w:rPr>
-          <w:rFonts w:ascii="Calibri" w:hAnsi="Calibri" w:cs="Calibri"/>
-          <w:i/>
-          <w:color w:val="666666"/>
-          <w:sz w:val="21"/>
-        </w:rPr>
-        <w:t>Период: около 3500 г. до н. э. — колёсный транспорт; около 5500 г. до н. э. — гончарный круг | Основные центры: Месопотамия и Евразийская степь; вопрос о независимых изобретениях остаётся спорным</w:t>
-      </w:r>
-    </w:p>
-    <w:p>
-      <w:pPr>
-        <w:spacing w:before="0" w:after="200" w:line="300" w:lineRule="auto"/>
-      </w:pPr>
-      <w:r>
-        <w:rPr>
-          <w:rFonts w:ascii="Calibri" w:hAnsi="Calibri" w:cs="Calibri"/>
-          <w:color w:val="0B2545"/>
-          <w:sz w:val="23"/>
-        </w:rPr>
-        <w:t>Колесо приобрело настоящую силу лишь тогда, когда его соединили с осью и оно получило возможность свободно вращаться. От телег и гончарного круга эта идея привела к зубчатым передачам, мельницам, двигателям и почти всем машинам, основанным на вращении.</w:t>
+        <w:t>Колесо раскрыло свои возможности, когда его соединили с осью и позволили свободно вращаться. От повозок и гончарных кругов эта идея привела к шестерням, мельницам, двигателям и почти всем вращающимся механизмам.</w:t>
       </w:r>
     </w:p>
     <w:p>
       <w:pPr>
         <w:pStyle w:val="Heading1"/>
+        <w:widowControl/>
       </w:pPr>
       <w:r>
-        <w:t>Ключевые факты</w:t>
+        <w:t>Кратко о главном</w:t>
       </w:r>
     </w:p>
     <w:p>
       <w:pPr>
-        <w:keepLines/>
-        <w:spacing w:after="80" w:line="300" w:lineRule="auto"/>
-        <w:numPr>
-          <w:ilvl w:val="0"/>
-          <w:numId w:val="10"/>
-        </w:numPr>
+        <w:pStyle w:val="ListBullet"/>
+        <w:widowControl/>
       </w:pPr>
       <w:r>
-        <w:t>В некоторых регионах гончарный круг появился ещё в позднем неолите — раньше колёсных повозок.</w:t>
+        <w:t>В некоторых регионах гончарные круги появились раньше повозок, уже к позднему неолиту.</w:t>
       </w:r>
     </w:p>
     <w:p>
       <w:pPr>
-        <w:keepLines/>
-        <w:spacing w:after="80" w:line="300" w:lineRule="auto"/>
-        <w:numPr>
-          <w:ilvl w:val="0"/>
-          <w:numId w:val="10"/>
-        </w:numPr>
+        <w:pStyle w:val="ListBullet"/>
+        <w:widowControl/>
       </w:pPr>
       <w:r>
-        <w:t>Надёжные свидетельства использования колёсного транспорта в Месопотамии относятся примерно к 3500 году до н. э.</w:t>
+        <w:t>Существование колёсного транспорта в Месопотамии убедительно подтверждается примерно с 3500 года до н. э.</w:t>
       </w:r>
     </w:p>
     <w:p>
       <w:pPr>
-        <w:keepLines/>
-        <w:spacing w:after="80" w:line="300" w:lineRule="auto"/>
-        <w:numPr>
-          <w:ilvl w:val="0"/>
-          <w:numId w:val="10"/>
-        </w:numPr>
+        <w:pStyle w:val="ListBullet"/>
+        <w:widowControl/>
       </w:pPr>
       <w:r>
-        <w:t>Решающим изобретением был не сам круглый диск, а соединение колеса с осью.</w:t>
+        <w:t>Решающим изобретением стало соединение колеса с осью, а не сам круглый диск.</w:t>
       </w:r>
     </w:p>
     <w:p>
       <w:pPr>
-        <w:keepLines/>
-        <w:spacing w:after="80" w:line="300" w:lineRule="auto"/>
-        <w:numPr>
-          <w:ilvl w:val="0"/>
-          <w:numId w:val="10"/>
-        </w:numPr>
+        <w:pStyle w:val="ListBullet"/>
+        <w:widowControl/>
       </w:pPr>
       <w:r>
-        <w:t>Некоторые развитые общества, в том числе в Америке, успешно существовали без колёсного транспорта.</w:t>
+        <w:t>Некоторые развитые общества, в том числе в Америке, процветали без колёсного транспорта.</w:t>
       </w:r>
     </w:p>
     <w:p>
       <w:pPr>
-        <w:keepLines/>
-        <w:spacing w:after="80" w:line="300" w:lineRule="auto"/>
-        <w:numPr>
-          <w:ilvl w:val="0"/>
-          <w:numId w:val="10"/>
-        </w:numPr>
+        <w:pStyle w:val="ListBullet"/>
+        <w:widowControl/>
       </w:pPr>
       <w:r>
-        <w:t>Принцип вращения позднее лёг в основу зубчатых передач, турбин и двигателей.</w:t>
+        <w:t>Позднее вращение стало основой работы шестерён, турбин и двигателей.</w:t>
       </w:r>
     </w:p>
     <w:p>
       <w:pPr>
         <w:pStyle w:val="Heading1"/>
+        <w:widowControl/>
       </w:pPr>
       <w:r>
         <w:t>Что это такое</w:t>
@@ -141,143 +108,101 @@
     </w:p>
     <w:p>
       <w:pPr>
-        <w:keepLines w:val="0"/>
+        <w:widowControl/>
       </w:pPr>
       <w:r>
-        <w:t>Колесо — это диск или обод, вращающийся вокруг центра. Само по себе оно представляет лишь форму. Полезным механизмом колесо становится в сочетании с осью — стержнем, который позволяет ему вращаться, одновременно неся груз или приводя в движение орудие.</w:t>
-      </w:r>
-    </w:p>
-    <w:p>
-      <w:pPr>
-        <w:keepLines w:val="0"/>
-      </w:pPr>
-      <w:r>
-        <w:t>Эта простая пара значительно уменьшает трение по сравнению с волочением саней по земле. Разницу легко представить, сравнив тяжёлый мешок на телеге с тем же мешком, который приходится тащить по грунту. Тот же принцип впоследствии был использован в блоках, зубчатых передачах, водяных колёсах и маховиках.</w:t>
+        <w:t>Колесо — диск или обод, вращающийся вокруг центра. Само по себе это лишь форма. Пользу приносит система «колесо и ось»: стержень позволяет диску вращаться при перевозке груза или работе инструмента. По сравнению с волочением саней такая система уменьшает трение. Представьте тяжёлый мешок на телеге и тот же мешок, который тащат по земле: ось выполняет незаметную, но важную работу. Тот же принцип позднее использовали в блоках, шестернях, водяных колёсах и маховиках.</w:t>
       </w:r>
     </w:p>
     <w:p>
       <w:pPr>
         <w:pStyle w:val="Heading1"/>
+        <w:widowControl/>
       </w:pPr>
       <w:r>
-        <w:t>Кто это открыл или изобрёл</w:t>
+        <w:t>Кто открыл или изобрёл</w:t>
       </w:r>
     </w:p>
     <w:p>
       <w:pPr>
-        <w:keepLines w:val="0"/>
+        <w:widowControl/>
       </w:pPr>
       <w:r>
-        <w:t>Имя конкретного изобретателя неизвестно. Самые ранние бесспорные свидетельства колёсного транспорта относятся к IV тысячелетию до н. э. и происходят из Месопотамии, соседних областей Юго-Западной Азии и Евразийской степи.</w:t>
-      </w:r>
-    </w:p>
-    <w:p>
-      <w:pPr>
-        <w:keepLines w:val="0"/>
-      </w:pPr>
-      <w:r>
-        <w:t>Считается, что в некоторых регионах гончарный круг, использовавшийся для придания формы глине, появился раньше транспортного колеса. Не исключено, что разные сообщества пришли к этой идее независимо друг от друга. Распространялось ремесленное умение, а не имя прославленного изобретателя.</w:t>
+        <w:t>Имя изобретателя неизвестно. Самые ранние бесспорные колёсные повозки относятся к IV тысячелетию до н. э. и встречаются в Месопотамии, соседних районах Юго-Западной Азии и евразийских степях. Считается, что в некоторых местах им предшествовал гончарный круг, на котором формовали глину. Разные сообщества могли приходить к этой идее независимо. Распространялось мастерство, а не имя его создателя.</w:t>
       </w:r>
     </w:p>
     <w:p>
       <w:pPr>
         <w:pStyle w:val="Heading1"/>
+        <w:widowControl/>
       </w:pPr>
       <w:r>
-        <w:t>Когда и как это появилось</w:t>
+        <w:t>Когда и как появилось</w:t>
       </w:r>
     </w:p>
     <w:p>
       <w:pPr>
-        <w:keepLines w:val="0"/>
+        <w:widowControl/>
       </w:pPr>
       <w:r>
-        <w:t>Изображения и археологические находки показывают, что примерно к 3500 году до н. э. в Месопотамии уже существовали телеги и повозки. Некоторые свидетельства использования гончарного круга относятся к более раннему времени, хотя их датировка всё ещё обсуждается археологами.</w:t>
-      </w:r>
-    </w:p>
-    <w:p>
-      <w:pPr>
-        <w:keepLines w:val="0"/>
-      </w:pPr>
-      <w:r>
-        <w:t>Колёсный транспорт был особенно эффективен там, где имелись тягловые животные и достаточно твёрдая поверхность. В Америке и во многих регионах Африки развитые цивилизации обходились лодками, вьючными животными и трудом носильщиков. Колесо было гениальным решением, но не универсальной и неизбежной ступенью развития.</w:t>
+        <w:t>Примерно к 3500 году до н. э. изображения и сохранившиеся части подтверждают использование телег и повозок в Месопотамии. Датировки гончарного круга в некоторых археологических последовательностях более ранние и всё ещё обсуждаются. Колёса были особенно полезны там, где имелись тягловые животные и достаточно твёрдый грунт. В Америке и на значительной части Африки богатые цивилизации обходились лодками, вьючными животными и переноской грузов людьми. Колесо было замечательным решением, но не неизбежным этапом развития.</w:t>
       </w:r>
     </w:p>
     <w:p>
       <w:pPr>
         <w:pStyle w:val="Heading1"/>
+        <w:widowControl/>
       </w:pPr>
       <w:r>
-        <w:t>Научное значение</w:t>
+        <w:t>Значение для науки</w:t>
       </w:r>
     </w:p>
     <w:p>
       <w:pPr>
-        <w:keepLines w:val="0"/>
+        <w:widowControl/>
       </w:pPr>
       <w:r>
-        <w:t>С точки зрения механики колесо и ось позволяют преобразовать вращающее усилие в полезное движение или перемещать тяжёлый груз с меньшей затратой сил. В этом простом механизме проявляются принципы рычага и вращения, которые позднее были точно описаны физикой.</w:t>
-      </w:r>
-    </w:p>
-    <w:p>
-      <w:pPr>
-        <w:keepLines w:val="0"/>
-      </w:pPr>
-      <w:r>
-        <w:t>Освоив вращение вала, люди смогли молоть зерно, поднимать воду, а много позже — создавать точные часы и приводить в действие заводское оборудование.</w:t>
+        <w:t>Система колеса и оси позволяет превращать небольшое вращающее усилие в полезное движение или катить тяжёлый груз с меньшими затратами сил. Она наглядно показывает действие рычага и вращения — явлений, которые позднее точно описала физика. Научившись вращать вал, люди смогли молоть зерно, поднимать воду, а гораздо позже — создавать часовые механизмы и приводить в действие заводское оборудование.</w:t>
       </w:r>
     </w:p>
     <w:p>
       <w:pPr>
         <w:pStyle w:val="Heading1"/>
+        <w:widowControl/>
       </w:pPr>
       <w:r>
-        <w:t>Влияние на последующее развитие</w:t>
+        <w:t>Влияние на дальнейшее развитие</w:t>
       </w:r>
     </w:p>
     <w:p>
       <w:pPr>
-        <w:keepLines w:val="0"/>
+        <w:widowControl/>
       </w:pPr>
       <w:r>
-        <w:t>Повозки расширили сухопутную торговлю и изменили способы ведения войны. Принцип вращения дал начало мельницам, прядильным устройствам, токарным станкам и центрифугам. Зубчатые колёса, передающие движение друг другу, сделали возможными механические часы, а затем и двигатели.</w:t>
-      </w:r>
-    </w:p>
-    <w:p>
-      <w:pPr>
-        <w:keepLines w:val="0"/>
-      </w:pPr>
-      <w:r>
-        <w:t>Паровые турбины, автомобильные трансмиссии, турбины реактивных двигателей и электромоторы жёстких дисков до сих пор основаны на управляемом вращении. Древнее колесо повозки и современная турбина воплощают одну и ту же фундаментальную идею.</w:t>
+        <w:t>Повозки расширили сухопутную торговлю и изменили способы ведения войны. Вращение дало мельницу, веретено, токарный станок и центрифугу. Шестерни — зубчатые колёса, передающие вращение друг другу, — сделали возможными часы и позднейшие двигатели. Паровые турбины, автомобильные трансмиссии, реактивные двигатели и моторы жёстких дисков до сих пор зависят от управляемого вращения. Древняя телега и современная турбина воплощают одну идею.</w:t>
       </w:r>
     </w:p>
     <w:p>
       <w:pPr>
         <w:pStyle w:val="Heading1"/>
+        <w:widowControl/>
       </w:pPr>
       <w:r>
-        <w:t>Как это изменило жизнь людей</w:t>
+        <w:t>Как изменило жизнь людей</w:t>
       </w:r>
     </w:p>
     <w:p>
       <w:pPr>
-        <w:keepLines w:val="0"/>
+        <w:widowControl/>
       </w:pPr>
       <w:r>
-        <w:t>Колёсный транспорт сократил время и стоимость перевозки продовольствия, товаров и людей. Он способствовал расширению рынков и росту государств и империй. В повседневной жизни колесо по-прежнему служит основой телег, велосипедов, автомобилей и поездов.</w:t>
-      </w:r>
-    </w:p>
-    <w:p>
-      <w:pPr>
-        <w:keepLines w:val="0"/>
-      </w:pPr>
-      <w:r>
-        <w:t>Одновременно распространение колёсного транспорта потребовало строительства дорог, принесло аварии, а позднее — пробки и загрязнение окружающей среды. И всё же почти каждая машина, работающая на кухне, в мастерской или на заводе, является далёким потомком первого свободно вращавшегося колеса.</w:t>
+        <w:t>Колёсный транспорт сократил время и стоимость перевозки продовольствия, товаров и людей. Он помогал расти империям и рынкам. Сегодня его повседневные формы — тележки, велосипеды, автомобили и поезда. Вместе с ними появились дороги, аварии, а позднее — пробки и загрязнение. При этом почти любая работающая машина на кухне или заводе в той или иной мере наследует идею свободно вращающегося колеса.</w:t>
       </w:r>
     </w:p>
     <w:p>
       <w:pPr>
         <w:pStyle w:val="Heading1"/>
+        <w:widowControl/>
       </w:pPr>
       <w:r>
         <w:t>Источники и литература</w:t>
@@ -286,95 +211,102 @@
     <w:p>
       <w:pPr>
         <w:pStyle w:val="Heading2"/>
+        <w:widowControl/>
       </w:pPr>
       <w:r>
-        <w:t>A. Книги и основные научные труды</w:t>
+        <w:rPr>
+          <w:sz w:val="20"/>
+        </w:rPr>
+        <w:t>Книги и основные научные труды</w:t>
       </w:r>
     </w:p>
     <w:p>
       <w:pPr>
-        <w:keepLines/>
-        <w:spacing w:after="80" w:line="300" w:lineRule="auto"/>
-        <w:numPr>
-          <w:ilvl w:val="0"/>
-          <w:numId w:val="11"/>
-        </w:numPr>
+        <w:widowControl/>
       </w:pPr>
       <w:r>
-        <w:t>McClellan, James E., and Harold Dorn. Science and Technology in World History. 3rd ed. Baltimore: Johns Hopkins University Press, 2015.</w:t>
+        <w:rPr>
+          <w:sz w:val="20"/>
+        </w:rPr>
+        <w:t>1. McClellan, James E., and Harold Dorn. Science and Technology in World History. 3rd ed. Baltimore: Johns Hopkins University Press, 2015.</w:t>
       </w:r>
     </w:p>
     <w:p>
       <w:pPr>
         <w:pStyle w:val="Heading2"/>
+        <w:widowControl/>
       </w:pPr>
       <w:r>
-        <w:t>C. Материалы научных учреждений и энциклопедий</w:t>
+        <w:rPr>
+          <w:sz w:val="20"/>
+        </w:rPr>
+        <w:t>Материалы организаций и энциклопедии</w:t>
       </w:r>
     </w:p>
     <w:p>
       <w:pPr>
-        <w:keepLines/>
-        <w:spacing w:after="80" w:line="300" w:lineRule="auto"/>
-        <w:numPr>
-          <w:ilvl w:val="0"/>
-          <w:numId w:val="12"/>
-        </w:numPr>
+        <w:widowControl/>
       </w:pPr>
       <w:r>
-        <w:t>Encyclopaedia Britannica. «Wheel».</w:t>
+        <w:rPr>
+          <w:sz w:val="20"/>
+        </w:rPr>
+        <w:t xml:space="preserve">1. Encyclopaedia Britannica. 'Wheel.' </w:t>
       </w:r>
-      <w:r>
-        <w:t xml:space="preserve"> </w:t>
-      </w:r>
-      <w:hyperlink r:id="rId11">
+      <w:hyperlink r:id="rId9">
         <w:r>
           <w:rPr>
-            <w:color w:val="0563C1"/>
-            <w:u w:val="single"/>
+            <w:sz w:val="20"/>
           </w:rPr>
           <w:t>https://www.britannica.com/technology/wheel</w:t>
         </w:r>
       </w:hyperlink>
+      <w:r>
+        <w:rPr>
+          <w:sz w:val="20"/>
+        </w:rPr>
+      </w:r>
     </w:p>
     <w:p>
       <w:pPr>
         <w:pStyle w:val="Heading2"/>
+        <w:widowControl/>
       </w:pPr>
       <w:r>
-        <w:t>J. Пресса, научно-популярные и справочные материалы</w:t>
+        <w:rPr>
+          <w:sz w:val="20"/>
+        </w:rPr>
+        <w:t>Пресса, научно-популярные и справочные материалы</w:t>
       </w:r>
     </w:p>
     <w:p>
       <w:pPr>
-        <w:keepLines/>
-        <w:spacing w:after="80" w:line="300" w:lineRule="auto"/>
-        <w:numPr>
-          <w:ilvl w:val="0"/>
-          <w:numId w:val="13"/>
-        </w:numPr>
+        <w:widowControl/>
       </w:pPr>
       <w:r>
-        <w:t>Smithsonian Magazine. «A Brief History of the Wheel».</w:t>
+        <w:rPr>
+          <w:sz w:val="20"/>
+        </w:rPr>
+        <w:t xml:space="preserve">1. Smithsonian Magazine. 'A Brief History of the Wheel.' </w:t>
       </w:r>
-      <w:r>
-        <w:t xml:space="preserve"> </w:t>
-      </w:r>
-      <w:hyperlink r:id="rId12">
+      <w:hyperlink r:id="rId10">
         <w:r>
           <w:rPr>
-            <w:color w:val="0563C1"/>
-            <w:u w:val="single"/>
+            <w:sz w:val="20"/>
           </w:rPr>
           <w:t>https://www.smithsonianmag.com/science-nature/a-brief-history-of-the-wheel-25544409/</w:t>
         </w:r>
       </w:hyperlink>
+      <w:r>
+        <w:rPr>
+          <w:sz w:val="20"/>
+        </w:rPr>
+      </w:r>
     </w:p>
     <w:sectPr>
-      <w:headerReference w:type="default" r:id="rId9"/>
-      <w:footerReference w:type="default" r:id="rId10"/>
-      <w:pgSz w:w="12240" w:h="15840"/>
-      <w:pgMar w:top="1440" w:right="1440" w:bottom="1440" w:left="1440" w:header="708" w:footer="708" w:gutter="0"/>
+      <w:footerReference w:type="default" r:id="rId11"/>
+      <w:pgSz w:w="11906" w:h="16838"/>
+      <w:pgMar w:top="1020" w:right="1134" w:bottom="1020" w:left="1134" w:header="720" w:footer="720" w:gutter="0"/>
       <w:cols w:space="720"/>
       <w:docGrid w:linePitch="360"/>
     </w:sectPr>
@@ -387,60 +319,11 @@
   <w:p>
     <w:pPr>
       <w:pStyle w:val="Footer"/>
-      <w:spacing w:before="0" w:after="0"/>
       <w:jc w:val="right"/>
     </w:pPr>
-    <w:r>
-      <w:rPr>
-        <w:rFonts w:ascii="Calibri" w:hAnsi="Calibri" w:cs="Calibri"/>
-        <w:color w:val="666666"/>
-        <w:sz w:val="18"/>
-      </w:rPr>
-      <w:t xml:space="preserve">Страница </w:t>
-    </w:r>
-    <w:r>
-      <w:rPr>
-        <w:rFonts w:ascii="Calibri" w:hAnsi="Calibri" w:cs="Calibri"/>
-        <w:color w:val="666666"/>
-        <w:sz w:val="18"/>
-      </w:rPr>
-      <w:fldChar w:fldCharType="begin"/>
-      <w:instrText xml:space="preserve"> PAGE </w:instrText>
-      <w:fldChar w:fldCharType="separate"/>
-      <w:t>1</w:t>
-      <w:fldChar w:fldCharType="end"/>
-    </w:r>
+    <w:fldSimple w:instr="PAGE"/>
   </w:p>
 </w:ftr>
-</file>
-
-<file path=word/header1.xml><?xml version="1.0" encoding="utf-8"?>
-<w:hdr xmlns:m="http://schemas.openxmlformats.org/officeDocument/2006/math" xmlns:mc="http://schemas.openxmlformats.org/markup-compatibility/2006" xmlns:mo="http://schemas.microsoft.com/office/mac/office/2008/main" xmlns:mv="urn:schemas-microsoft-com:mac:vml" xmlns:o="urn:schemas-microsoft-com:office:office" xmlns:r="http://schemas.openxmlformats.org/officeDocument/2006/relationships" xmlns:v="urn:schemas-microsoft-com:vml" xmlns:w10="urn:schemas-microsoft-com:office:word" xmlns:w14="http://schemas.microsoft.com/office/word/2010/wordml" xmlns:w="http://schemas.openxmlformats.org/wordprocessingml/2006/main" xmlns:wne="http://schemas.microsoft.com/office/word/2006/wordml" xmlns:wp14="http://schemas.microsoft.com/office/word/2010/wordprocessingDrawing" xmlns:wp="http://schemas.openxmlformats.org/drawingml/2006/wordprocessingDrawing" xmlns:wpc="http://schemas.microsoft.com/office/word/2010/wordprocessingCanvas" xmlns:wpg="http://schemas.microsoft.com/office/word/2010/wordprocessingGroup" xmlns:wpi="http://schemas.microsoft.com/office/word/2010/wordprocessingInk" xmlns:wps="http://schemas.microsoft.com/office/word/2010/wordprocessingShape" mc:Ignorable="w14 wp14">
-  <w:p>
-    <w:pPr>
-      <w:pStyle w:val="Header"/>
-      <w:spacing w:after="0"/>
-      <w:jc w:val="left"/>
-    </w:pPr>
-    <w:r>
-      <w:rPr>
-        <w:rFonts w:ascii="Calibri" w:hAnsi="Calibri" w:cs="Calibri"/>
-        <w:b/>
-        <w:color w:val="666666"/>
-        <w:sz w:val="18"/>
-      </w:rPr>
-      <w:t>Открытия и изобретения</w:t>
-    </w:r>
-    <w:r>
-      <w:rPr>
-        <w:rFonts w:ascii="Calibri" w:hAnsi="Calibri" w:cs="Calibri"/>
-        <w:color w:val="666666"/>
-        <w:sz w:val="18"/>
-      </w:rPr>
-      <w:t xml:space="preserve">    |    1. Основы цивилизации</w:t>
-    </w:r>
-  </w:p>
-</w:hdr>
 </file>
 
 <file path=word/numbering.xml><?xml version="1.0" encoding="utf-8"?>
@@ -643,78 +526,6 @@
   <w:num w:numId="9">
     <w:abstractNumId w:val="0"/>
   </w:num>
-  <w:abstractNum w:abstractNumId="9">
-    <w:multiLevelType w:val="singleLevel"/>
-    <w:lvl w:ilvl="0">
-      <w:start w:val="1"/>
-      <w:numFmt w:val="bullet"/>
-      <w:lvlText w:val="•"/>
-      <w:lvlJc w:val="left"/>
-      <w:pPr>
-        <w:tabs>
-          <w:tab w:val="num" w:pos="540"/>
-        </w:tabs>
-        <w:ind w:left="540" w:hanging="270"/>
-      </w:pPr>
-    </w:lvl>
-  </w:abstractNum>
-  <w:num w:numId="10">
-    <w:abstractNumId w:val="9"/>
-  </w:num>
-  <w:abstractNum w:abstractNumId="10">
-    <w:multiLevelType w:val="singleLevel"/>
-    <w:lvl w:ilvl="0">
-      <w:start w:val="1"/>
-      <w:numFmt w:val="decimal"/>
-      <w:lvlText w:val="%1."/>
-      <w:lvlJc w:val="left"/>
-      <w:pPr>
-        <w:tabs>
-          <w:tab w:val="num" w:pos="540"/>
-        </w:tabs>
-        <w:ind w:left="540" w:hanging="270"/>
-      </w:pPr>
-    </w:lvl>
-  </w:abstractNum>
-  <w:num w:numId="11">
-    <w:abstractNumId w:val="10"/>
-  </w:num>
-  <w:abstractNum w:abstractNumId="11">
-    <w:multiLevelType w:val="singleLevel"/>
-    <w:lvl w:ilvl="0">
-      <w:start w:val="1"/>
-      <w:numFmt w:val="decimal"/>
-      <w:lvlText w:val="%1."/>
-      <w:lvlJc w:val="left"/>
-      <w:pPr>
-        <w:tabs>
-          <w:tab w:val="num" w:pos="540"/>
-        </w:tabs>
-        <w:ind w:left="540" w:hanging="270"/>
-      </w:pPr>
-    </w:lvl>
-  </w:abstractNum>
-  <w:num w:numId="12">
-    <w:abstractNumId w:val="11"/>
-  </w:num>
-  <w:abstractNum w:abstractNumId="12">
-    <w:multiLevelType w:val="singleLevel"/>
-    <w:lvl w:ilvl="0">
-      <w:start w:val="1"/>
-      <w:numFmt w:val="decimal"/>
-      <w:lvlText w:val="%1."/>
-      <w:lvlJc w:val="left"/>
-      <w:pPr>
-        <w:tabs>
-          <w:tab w:val="num" w:pos="540"/>
-        </w:tabs>
-        <w:ind w:left="540" w:hanging="270"/>
-      </w:pPr>
-    </w:lvl>
-  </w:abstractNum>
-  <w:num w:numId="13">
-    <w:abstractNumId w:val="12"/>
-  </w:num>
 </w:numbering>
 </file>
 
@@ -723,7 +534,7 @@
   <w:docDefaults>
     <w:rPrDefault>
       <w:rPr>
-        <w:rFonts w:asciiTheme="minorHAnsi" w:eastAsiaTheme="minorEastAsia" w:hAnsiTheme="minorHAnsi" w:cstheme="minorBidi"/>
+        <w:rFonts/>
         <w:sz w:val="22"/>
         <w:szCs w:val="22"/>
         <w:lang w:val="en-US" w:eastAsia="en-US" w:bidi="ar-SA"/>
@@ -879,12 +690,13 @@
     <w:qFormat/>
     <w:rsid w:val="00FC693F"/>
     <w:pPr>
-      <w:widowControl/>
-      <w:spacing w:before="0" w:after="120" w:line="300" w:lineRule="auto"/>
+      <w:spacing w:after="120" w:line="259" w:lineRule="auto"/>
     </w:pPr>
     <w:rPr>
-      <w:rFonts w:ascii="Calibri" w:hAnsi="Calibri" w:cs="Calibri"/>
-      <w:sz w:val="22"/>
+      <w:rFonts w:ascii="Times New Roman" w:hAnsi="Times New Roman"/>
+      <w:color w:val="000000"/>
+      <w:sz w:val="24"/>
+      <w:lang w:val="ru-RU"/>
     </w:rPr>
   </w:style>
   <w:style w:type="paragraph" w:styleId="Header">
@@ -942,16 +754,17 @@
     <w:pPr>
       <w:keepNext/>
       <w:keepLines/>
-      <w:spacing w:before="360" w:after="200"/>
+      <w:spacing w:before="480" w:after="120" w:line="259" w:lineRule="auto"/>
       <w:outlineLvl w:val="0"/>
     </w:pPr>
     <w:rPr>
-      <w:rFonts w:asciiTheme="majorHAnsi" w:eastAsiaTheme="majorEastAsia" w:hAnsiTheme="majorHAnsi" w:cstheme="majorBidi" w:ascii="Calibri" w:hAnsi="Calibri" w:cs="Calibri"/>
+      <w:rFonts w:ascii="Times New Roman" w:hAnsi="Times New Roman"/>
       <w:b/>
       <w:bCs/>
-      <w:color w:val="2E74B5"/>
-      <w:sz w:val="32"/>
+      <w:color w:val="000000"/>
+      <w:sz w:val="26"/>
       <w:szCs w:val="28"/>
+      <w:lang w:val="ru-RU"/>
     </w:rPr>
   </w:style>
   <w:style w:type="paragraph" w:styleId="Heading2">
@@ -966,16 +779,17 @@
     <w:pPr>
       <w:keepNext/>
       <w:keepLines/>
-      <w:spacing w:before="280" w:after="140"/>
+      <w:spacing w:before="200" w:after="120" w:line="259" w:lineRule="auto"/>
       <w:outlineLvl w:val="1"/>
     </w:pPr>
     <w:rPr>
-      <w:rFonts w:asciiTheme="majorHAnsi" w:eastAsiaTheme="majorEastAsia" w:hAnsiTheme="majorHAnsi" w:cstheme="majorBidi" w:ascii="Calibri" w:hAnsi="Calibri" w:cs="Calibri"/>
+      <w:rFonts w:ascii="Times New Roman" w:hAnsi="Times New Roman"/>
       <w:b/>
       <w:bCs/>
-      <w:color w:val="2E74B5"/>
+      <w:color w:val="000000"/>
       <w:sz w:val="26"/>
       <w:szCs w:val="26"/>
+      <w:lang w:val="ru-RU"/>
     </w:rPr>
   </w:style>
   <w:style w:type="paragraph" w:styleId="Heading3">
@@ -990,15 +804,14 @@
     <w:pPr>
       <w:keepNext/>
       <w:keepLines/>
-      <w:spacing w:before="200" w:after="100"/>
+      <w:spacing w:before="200" w:after="0"/>
       <w:outlineLvl w:val="2"/>
     </w:pPr>
     <w:rPr>
-      <w:rFonts w:asciiTheme="majorHAnsi" w:eastAsiaTheme="majorEastAsia" w:hAnsiTheme="majorHAnsi" w:cstheme="majorBidi" w:ascii="Calibri" w:hAnsi="Calibri" w:cs="Calibri"/>
+      <w:rFonts/>
       <w:b/>
       <w:bCs/>
-      <w:color w:val="1F4D78"/>
-      <w:sz w:val="24"/>
+      <w:color w:val="4F81BD" w:themeColor="accent1"/>
     </w:rPr>
   </w:style>
   <w:style w:type="paragraph" w:styleId="Heading4">
@@ -1018,7 +831,7 @@
       <w:outlineLvl w:val="3"/>
     </w:pPr>
     <w:rPr>
-      <w:rFonts w:asciiTheme="majorHAnsi" w:eastAsiaTheme="majorEastAsia" w:hAnsiTheme="majorHAnsi" w:cstheme="majorBidi"/>
+      <w:rFonts/>
       <w:b/>
       <w:bCs/>
       <w:i/>
@@ -1043,7 +856,7 @@
       <w:outlineLvl w:val="4"/>
     </w:pPr>
     <w:rPr>
-      <w:rFonts w:asciiTheme="majorHAnsi" w:eastAsiaTheme="majorEastAsia" w:hAnsiTheme="majorHAnsi" w:cstheme="majorBidi"/>
+      <w:rFonts/>
       <w:color w:val="243F60" w:themeColor="accent1" w:themeShade="7F"/>
     </w:rPr>
   </w:style>
@@ -1064,7 +877,7 @@
       <w:outlineLvl w:val="5"/>
     </w:pPr>
     <w:rPr>
-      <w:rFonts w:asciiTheme="majorHAnsi" w:eastAsiaTheme="majorEastAsia" w:hAnsiTheme="majorHAnsi" w:cstheme="majorBidi"/>
+      <w:rFonts/>
       <w:i/>
       <w:iCs/>
       <w:color w:val="243F60" w:themeColor="accent1" w:themeShade="7F"/>
@@ -1087,7 +900,7 @@
       <w:outlineLvl w:val="6"/>
     </w:pPr>
     <w:rPr>
-      <w:rFonts w:asciiTheme="majorHAnsi" w:eastAsiaTheme="majorEastAsia" w:hAnsiTheme="majorHAnsi" w:cstheme="majorBidi"/>
+      <w:rFonts/>
       <w:i/>
       <w:iCs/>
       <w:color w:val="404040" w:themeColor="text1" w:themeTint="BF"/>
@@ -1110,7 +923,7 @@
       <w:outlineLvl w:val="7"/>
     </w:pPr>
     <w:rPr>
-      <w:rFonts w:asciiTheme="majorHAnsi" w:eastAsiaTheme="majorEastAsia" w:hAnsiTheme="majorHAnsi" w:cstheme="majorBidi"/>
+      <w:rFonts/>
       <w:color w:val="4F81BD" w:themeColor="accent1"/>
       <w:sz w:val="20"/>
       <w:szCs w:val="20"/>
@@ -1133,7 +946,7 @@
       <w:outlineLvl w:val="8"/>
     </w:pPr>
     <w:rPr>
-      <w:rFonts w:asciiTheme="majorHAnsi" w:eastAsiaTheme="majorEastAsia" w:hAnsiTheme="majorHAnsi" w:cstheme="majorBidi"/>
+      <w:rFonts/>
       <w:i/>
       <w:iCs/>
       <w:color w:val="404040" w:themeColor="text1" w:themeTint="BF"/>
@@ -1184,7 +997,7 @@
     <w:uiPriority w:val="9"/>
     <w:rsid w:val="00FC693F"/>
     <w:rPr>
-      <w:rFonts w:asciiTheme="majorHAnsi" w:eastAsiaTheme="majorEastAsia" w:hAnsiTheme="majorHAnsi" w:cstheme="majorBidi"/>
+      <w:rFonts/>
       <w:b/>
       <w:bCs/>
       <w:color w:val="365F91" w:themeColor="accent1" w:themeShade="BF"/>
@@ -1199,7 +1012,7 @@
     <w:uiPriority w:val="9"/>
     <w:rsid w:val="00FC693F"/>
     <w:rPr>
-      <w:rFonts w:asciiTheme="majorHAnsi" w:eastAsiaTheme="majorEastAsia" w:hAnsiTheme="majorHAnsi" w:cstheme="majorBidi"/>
+      <w:rFonts/>
       <w:b/>
       <w:bCs/>
       <w:color w:val="4F81BD" w:themeColor="accent1"/>
@@ -1214,7 +1027,7 @@
     <w:uiPriority w:val="9"/>
     <w:rsid w:val="00FC693F"/>
     <w:rPr>
-      <w:rFonts w:asciiTheme="majorHAnsi" w:eastAsiaTheme="majorEastAsia" w:hAnsiTheme="majorHAnsi" w:cstheme="majorBidi"/>
+      <w:rFonts/>
       <w:b/>
       <w:bCs/>
       <w:color w:val="4F81BD" w:themeColor="accent1"/>
@@ -1229,19 +1042,17 @@
     <w:qFormat/>
     <w:rsid w:val="00FC693F"/>
     <w:pPr>
-      <w:pBdr>
-        <w:bottom w:val="single" w:sz="8" w:space="4" w:color="4F81BD" w:themeColor="accent1"/>
-      </w:pBdr>
-      <w:spacing w:after="300" w:line="240" w:lineRule="auto"/>
+      <w:spacing w:after="120" w:line="259" w:lineRule="auto"/>
       <w:contextualSpacing/>
     </w:pPr>
     <w:rPr>
-      <w:rFonts w:asciiTheme="majorHAnsi" w:eastAsiaTheme="majorEastAsia" w:hAnsiTheme="majorHAnsi" w:cstheme="majorBidi"/>
-      <w:color w:val="17365D" w:themeColor="text2" w:themeShade="BF"/>
+      <w:rFonts w:ascii="Times New Roman" w:hAnsi="Times New Roman"/>
+      <w:color w:val="000000"/>
       <w:spacing w:val="5"/>
       <w:kern w:val="28"/>
-      <w:sz w:val="52"/>
+      <w:sz w:val="40"/>
       <w:szCs w:val="52"/>
+      <w:lang w:val="ru-RU"/>
     </w:rPr>
   </w:style>
   <w:style w:type="character" w:customStyle="1" w:styleId="TitleChar">
@@ -1251,7 +1062,7 @@
     <w:uiPriority w:val="10"/>
     <w:rsid w:val="00FC693F"/>
     <w:rPr>
-      <w:rFonts w:asciiTheme="majorHAnsi" w:eastAsiaTheme="majorEastAsia" w:hAnsiTheme="majorHAnsi" w:cstheme="majorBidi"/>
+      <w:rFonts/>
       <w:color w:val="17365D" w:themeColor="text2" w:themeShade="BF"/>
       <w:spacing w:val="5"/>
       <w:kern w:val="28"/>
@@ -1273,7 +1084,7 @@
       </w:numPr>
     </w:pPr>
     <w:rPr>
-      <w:rFonts w:asciiTheme="majorHAnsi" w:eastAsiaTheme="majorEastAsia" w:hAnsiTheme="majorHAnsi" w:cstheme="majorBidi"/>
+      <w:rFonts/>
       <w:i/>
       <w:iCs/>
       <w:color w:val="4F81BD" w:themeColor="accent1"/>
@@ -1289,7 +1100,7 @@
     <w:uiPriority w:val="11"/>
     <w:rsid w:val="00FC693F"/>
     <w:rPr>
-      <w:rFonts w:asciiTheme="majorHAnsi" w:eastAsiaTheme="majorEastAsia" w:hAnsiTheme="majorHAnsi" w:cstheme="majorBidi"/>
+      <w:rFonts/>
       <w:i/>
       <w:iCs/>
       <w:color w:val="4F81BD" w:themeColor="accent1"/>
@@ -1414,8 +1225,15 @@
       <w:numPr>
         <w:numId w:val="1"/>
       </w:numPr>
+      <w:spacing w:after="120" w:line="259" w:lineRule="auto"/>
       <w:contextualSpacing/>
     </w:pPr>
+    <w:rPr>
+      <w:rFonts w:ascii="Times New Roman" w:hAnsi="Times New Roman"/>
+      <w:color w:val="000000"/>
+      <w:sz w:val="24"/>
+      <w:lang w:val="ru-RU"/>
+    </w:rPr>
   </w:style>
   <w:style w:type="paragraph" w:styleId="ListBullet2">
     <w:name w:val="List Bullet 2"/>
@@ -1587,7 +1405,7 @@
     <w:semiHidden/>
     <w:rsid w:val="00FC693F"/>
     <w:rPr>
-      <w:rFonts w:asciiTheme="majorHAnsi" w:eastAsiaTheme="majorEastAsia" w:hAnsiTheme="majorHAnsi" w:cstheme="majorBidi"/>
+      <w:rFonts/>
       <w:b/>
       <w:bCs/>
       <w:i/>
@@ -1603,7 +1421,7 @@
     <w:semiHidden/>
     <w:rsid w:val="00FC693F"/>
     <w:rPr>
-      <w:rFonts w:asciiTheme="majorHAnsi" w:eastAsiaTheme="majorEastAsia" w:hAnsiTheme="majorHAnsi" w:cstheme="majorBidi"/>
+      <w:rFonts/>
       <w:color w:val="243F60" w:themeColor="accent1" w:themeShade="7F"/>
     </w:rPr>
   </w:style>
@@ -1615,7 +1433,7 @@
     <w:semiHidden/>
     <w:rsid w:val="00FC693F"/>
     <w:rPr>
-      <w:rFonts w:asciiTheme="majorHAnsi" w:eastAsiaTheme="majorEastAsia" w:hAnsiTheme="majorHAnsi" w:cstheme="majorBidi"/>
+      <w:rFonts/>
       <w:i/>
       <w:iCs/>
       <w:color w:val="243F60" w:themeColor="accent1" w:themeShade="7F"/>
@@ -1629,7 +1447,7 @@
     <w:semiHidden/>
     <w:rsid w:val="00FC693F"/>
     <w:rPr>
-      <w:rFonts w:asciiTheme="majorHAnsi" w:eastAsiaTheme="majorEastAsia" w:hAnsiTheme="majorHAnsi" w:cstheme="majorBidi"/>
+      <w:rFonts/>
       <w:i/>
       <w:iCs/>
       <w:color w:val="404040" w:themeColor="text1" w:themeTint="BF"/>
@@ -1643,7 +1461,7 @@
     <w:semiHidden/>
     <w:rsid w:val="00FC693F"/>
     <w:rPr>
-      <w:rFonts w:asciiTheme="majorHAnsi" w:eastAsiaTheme="majorEastAsia" w:hAnsiTheme="majorHAnsi" w:cstheme="majorBidi"/>
+      <w:rFonts/>
       <w:color w:val="4F81BD" w:themeColor="accent1"/>
       <w:sz w:val="20"/>
       <w:szCs w:val="20"/>
@@ -1657,7 +1475,7 @@
     <w:semiHidden/>
     <w:rsid w:val="00FC693F"/>
     <w:rPr>
-      <w:rFonts w:asciiTheme="majorHAnsi" w:eastAsiaTheme="majorEastAsia" w:hAnsiTheme="majorHAnsi" w:cstheme="majorBidi"/>
+      <w:rFonts/>
       <w:i/>
       <w:iCs/>
       <w:color w:val="404040" w:themeColor="text1" w:themeTint="BF"/>
@@ -1716,9 +1534,6 @@
     <w:qFormat/>
     <w:rsid w:val="00FC693F"/>
     <w:pPr>
-      <w:pBdr>
-        <w:bottom w:val="single" w:sz="4" w:space="4" w:color="4F81BD" w:themeColor="accent1"/>
-      </w:pBdr>
       <w:spacing w:before="200" w:after="280"/>
       <w:ind w:left="936" w:right="936"/>
     </w:pPr>
@@ -3246,7 +3061,7 @@
         <w:spacing w:before="0" w:after="0" w:line="240" w:lineRule="auto"/>
       </w:pPr>
       <w:rPr>
-        <w:rFonts w:asciiTheme="majorHAnsi" w:eastAsiaTheme="majorEastAsia" w:hAnsiTheme="majorHAnsi" w:cstheme="majorBidi"/>
+        <w:rFonts/>
         <w:b/>
         <w:bCs/>
       </w:rPr>
@@ -3267,7 +3082,7 @@
         <w:spacing w:before="0" w:after="0" w:line="240" w:lineRule="auto"/>
       </w:pPr>
       <w:rPr>
-        <w:rFonts w:asciiTheme="majorHAnsi" w:eastAsiaTheme="majorEastAsia" w:hAnsiTheme="majorHAnsi" w:cstheme="majorBidi"/>
+        <w:rFonts/>
         <w:b/>
         <w:bCs/>
       </w:rPr>
@@ -3285,14 +3100,14 @@
     </w:tblStylePr>
     <w:tblStylePr w:type="firstCol">
       <w:rPr>
-        <w:rFonts w:asciiTheme="majorHAnsi" w:eastAsiaTheme="majorEastAsia" w:hAnsiTheme="majorHAnsi" w:cstheme="majorBidi"/>
+        <w:rFonts/>
         <w:b/>
         <w:bCs/>
       </w:rPr>
     </w:tblStylePr>
     <w:tblStylePr w:type="lastCol">
       <w:rPr>
-        <w:rFonts w:asciiTheme="majorHAnsi" w:eastAsiaTheme="majorEastAsia" w:hAnsiTheme="majorHAnsi" w:cstheme="majorBidi"/>
+        <w:rFonts/>
         <w:b/>
         <w:bCs/>
       </w:rPr>
@@ -3376,7 +3191,7 @@
         <w:spacing w:before="0" w:after="0" w:line="240" w:lineRule="auto"/>
       </w:pPr>
       <w:rPr>
-        <w:rFonts w:asciiTheme="majorHAnsi" w:eastAsiaTheme="majorEastAsia" w:hAnsiTheme="majorHAnsi" w:cstheme="majorBidi"/>
+        <w:rFonts/>
         <w:b/>
         <w:bCs/>
       </w:rPr>
@@ -3397,7 +3212,7 @@
         <w:spacing w:before="0" w:after="0" w:line="240" w:lineRule="auto"/>
       </w:pPr>
       <w:rPr>
-        <w:rFonts w:asciiTheme="majorHAnsi" w:eastAsiaTheme="majorEastAsia" w:hAnsiTheme="majorHAnsi" w:cstheme="majorBidi"/>
+        <w:rFonts/>
         <w:b/>
         <w:bCs/>
       </w:rPr>
@@ -3415,14 +3230,14 @@
     </w:tblStylePr>
     <w:tblStylePr w:type="firstCol">
       <w:rPr>
-        <w:rFonts w:asciiTheme="majorHAnsi" w:eastAsiaTheme="majorEastAsia" w:hAnsiTheme="majorHAnsi" w:cstheme="majorBidi"/>
+        <w:rFonts/>
         <w:b/>
         <w:bCs/>
       </w:rPr>
     </w:tblStylePr>
     <w:tblStylePr w:type="lastCol">
       <w:rPr>
-        <w:rFonts w:asciiTheme="majorHAnsi" w:eastAsiaTheme="majorEastAsia" w:hAnsiTheme="majorHAnsi" w:cstheme="majorBidi"/>
+        <w:rFonts/>
         <w:b/>
         <w:bCs/>
       </w:rPr>
@@ -3506,7 +3321,7 @@
         <w:spacing w:before="0" w:after="0" w:line="240" w:lineRule="auto"/>
       </w:pPr>
       <w:rPr>
-        <w:rFonts w:asciiTheme="majorHAnsi" w:eastAsiaTheme="majorEastAsia" w:hAnsiTheme="majorHAnsi" w:cstheme="majorBidi"/>
+        <w:rFonts/>
         <w:b/>
         <w:bCs/>
       </w:rPr>
@@ -3527,7 +3342,7 @@
         <w:spacing w:before="0" w:after="0" w:line="240" w:lineRule="auto"/>
       </w:pPr>
       <w:rPr>
-        <w:rFonts w:asciiTheme="majorHAnsi" w:eastAsiaTheme="majorEastAsia" w:hAnsiTheme="majorHAnsi" w:cstheme="majorBidi"/>
+        <w:rFonts/>
         <w:b/>
         <w:bCs/>
       </w:rPr>
@@ -3545,14 +3360,14 @@
     </w:tblStylePr>
     <w:tblStylePr w:type="firstCol">
       <w:rPr>
-        <w:rFonts w:asciiTheme="majorHAnsi" w:eastAsiaTheme="majorEastAsia" w:hAnsiTheme="majorHAnsi" w:cstheme="majorBidi"/>
+        <w:rFonts/>
         <w:b/>
         <w:bCs/>
       </w:rPr>
     </w:tblStylePr>
     <w:tblStylePr w:type="lastCol">
       <w:rPr>
-        <w:rFonts w:asciiTheme="majorHAnsi" w:eastAsiaTheme="majorEastAsia" w:hAnsiTheme="majorHAnsi" w:cstheme="majorBidi"/>
+        <w:rFonts/>
         <w:b/>
         <w:bCs/>
       </w:rPr>
@@ -3636,7 +3451,7 @@
         <w:spacing w:before="0" w:after="0" w:line="240" w:lineRule="auto"/>
       </w:pPr>
       <w:rPr>
-        <w:rFonts w:asciiTheme="majorHAnsi" w:eastAsiaTheme="majorEastAsia" w:hAnsiTheme="majorHAnsi" w:cstheme="majorBidi"/>
+        <w:rFonts/>
         <w:b/>
         <w:bCs/>
       </w:rPr>
@@ -3657,7 +3472,7 @@
         <w:spacing w:before="0" w:after="0" w:line="240" w:lineRule="auto"/>
       </w:pPr>
       <w:rPr>
-        <w:rFonts w:asciiTheme="majorHAnsi" w:eastAsiaTheme="majorEastAsia" w:hAnsiTheme="majorHAnsi" w:cstheme="majorBidi"/>
+        <w:rFonts/>
         <w:b/>
         <w:bCs/>
       </w:rPr>
@@ -3675,14 +3490,14 @@
     </w:tblStylePr>
     <w:tblStylePr w:type="firstCol">
       <w:rPr>
-        <w:rFonts w:asciiTheme="majorHAnsi" w:eastAsiaTheme="majorEastAsia" w:hAnsiTheme="majorHAnsi" w:cstheme="majorBidi"/>
+        <w:rFonts/>
         <w:b/>
         <w:bCs/>
       </w:rPr>
     </w:tblStylePr>
     <w:tblStylePr w:type="lastCol">
       <w:rPr>
-        <w:rFonts w:asciiTheme="majorHAnsi" w:eastAsiaTheme="majorEastAsia" w:hAnsiTheme="majorHAnsi" w:cstheme="majorBidi"/>
+        <w:rFonts/>
         <w:b/>
         <w:bCs/>
       </w:rPr>
@@ -3766,7 +3581,7 @@
         <w:spacing w:before="0" w:after="0" w:line="240" w:lineRule="auto"/>
       </w:pPr>
       <w:rPr>
-        <w:rFonts w:asciiTheme="majorHAnsi" w:eastAsiaTheme="majorEastAsia" w:hAnsiTheme="majorHAnsi" w:cstheme="majorBidi"/>
+        <w:rFonts/>
         <w:b/>
         <w:bCs/>
       </w:rPr>
@@ -3787,7 +3602,7 @@
         <w:spacing w:before="0" w:after="0" w:line="240" w:lineRule="auto"/>
       </w:pPr>
       <w:rPr>
-        <w:rFonts w:asciiTheme="majorHAnsi" w:eastAsiaTheme="majorEastAsia" w:hAnsiTheme="majorHAnsi" w:cstheme="majorBidi"/>
+        <w:rFonts/>
         <w:b/>
         <w:bCs/>
       </w:rPr>
@@ -3805,14 +3620,14 @@
     </w:tblStylePr>
     <w:tblStylePr w:type="firstCol">
       <w:rPr>
-        <w:rFonts w:asciiTheme="majorHAnsi" w:eastAsiaTheme="majorEastAsia" w:hAnsiTheme="majorHAnsi" w:cstheme="majorBidi"/>
+        <w:rFonts/>
         <w:b/>
         <w:bCs/>
       </w:rPr>
     </w:tblStylePr>
     <w:tblStylePr w:type="lastCol">
       <w:rPr>
-        <w:rFonts w:asciiTheme="majorHAnsi" w:eastAsiaTheme="majorEastAsia" w:hAnsiTheme="majorHAnsi" w:cstheme="majorBidi"/>
+        <w:rFonts/>
         <w:b/>
         <w:bCs/>
       </w:rPr>
@@ -3896,7 +3711,7 @@
         <w:spacing w:before="0" w:after="0" w:line="240" w:lineRule="auto"/>
       </w:pPr>
       <w:rPr>
-        <w:rFonts w:asciiTheme="majorHAnsi" w:eastAsiaTheme="majorEastAsia" w:hAnsiTheme="majorHAnsi" w:cstheme="majorBidi"/>
+        <w:rFonts/>
         <w:b/>
         <w:bCs/>
       </w:rPr>
@@ -3917,7 +3732,7 @@
         <w:spacing w:before="0" w:after="0" w:line="240" w:lineRule="auto"/>
       </w:pPr>
       <w:rPr>
-        <w:rFonts w:asciiTheme="majorHAnsi" w:eastAsiaTheme="majorEastAsia" w:hAnsiTheme="majorHAnsi" w:cstheme="majorBidi"/>
+        <w:rFonts/>
         <w:b/>
         <w:bCs/>
       </w:rPr>
@@ -3935,14 +3750,14 @@
     </w:tblStylePr>
     <w:tblStylePr w:type="firstCol">
       <w:rPr>
-        <w:rFonts w:asciiTheme="majorHAnsi" w:eastAsiaTheme="majorEastAsia" w:hAnsiTheme="majorHAnsi" w:cstheme="majorBidi"/>
+        <w:rFonts/>
         <w:b/>
         <w:bCs/>
       </w:rPr>
     </w:tblStylePr>
     <w:tblStylePr w:type="lastCol">
       <w:rPr>
-        <w:rFonts w:asciiTheme="majorHAnsi" w:eastAsiaTheme="majorEastAsia" w:hAnsiTheme="majorHAnsi" w:cstheme="majorBidi"/>
+        <w:rFonts/>
         <w:b/>
         <w:bCs/>
       </w:rPr>
@@ -4026,7 +3841,7 @@
         <w:spacing w:before="0" w:after="0" w:line="240" w:lineRule="auto"/>
       </w:pPr>
       <w:rPr>
-        <w:rFonts w:asciiTheme="majorHAnsi" w:eastAsiaTheme="majorEastAsia" w:hAnsiTheme="majorHAnsi" w:cstheme="majorBidi"/>
+        <w:rFonts/>
         <w:b/>
         <w:bCs/>
       </w:rPr>
@@ -4047,7 +3862,7 @@
         <w:spacing w:before="0" w:after="0" w:line="240" w:lineRule="auto"/>
       </w:pPr>
       <w:rPr>
-        <w:rFonts w:asciiTheme="majorHAnsi" w:eastAsiaTheme="majorEastAsia" w:hAnsiTheme="majorHAnsi" w:cstheme="majorBidi"/>
+        <w:rFonts/>
         <w:b/>
         <w:bCs/>
       </w:rPr>
@@ -4065,14 +3880,14 @@
     </w:tblStylePr>
     <w:tblStylePr w:type="firstCol">
       <w:rPr>
-        <w:rFonts w:asciiTheme="majorHAnsi" w:eastAsiaTheme="majorEastAsia" w:hAnsiTheme="majorHAnsi" w:cstheme="majorBidi"/>
+        <w:rFonts/>
         <w:b/>
         <w:bCs/>
       </w:rPr>
     </w:tblStylePr>
     <w:tblStylePr w:type="lastCol">
       <w:rPr>
-        <w:rFonts w:asciiTheme="majorHAnsi" w:eastAsiaTheme="majorEastAsia" w:hAnsiTheme="majorHAnsi" w:cstheme="majorBidi"/>
+        <w:rFonts/>
         <w:b/>
         <w:bCs/>
       </w:rPr>
@@ -5937,7 +5752,7 @@
     </w:tblPr>
     <w:tblStylePr w:type="firstRow">
       <w:rPr>
-        <w:rFonts w:asciiTheme="majorHAnsi" w:eastAsiaTheme="majorEastAsia" w:hAnsiTheme="majorHAnsi" w:cstheme="majorBidi"/>
+        <w:rFonts/>
       </w:rPr>
       <w:tblPr/>
       <w:tcPr>
@@ -6021,7 +5836,7 @@
     </w:tblPr>
     <w:tblStylePr w:type="firstRow">
       <w:rPr>
-        <w:rFonts w:asciiTheme="majorHAnsi" w:eastAsiaTheme="majorEastAsia" w:hAnsiTheme="majorHAnsi" w:cstheme="majorBidi"/>
+        <w:rFonts/>
       </w:rPr>
       <w:tblPr/>
       <w:tcPr>
@@ -6105,7 +5920,7 @@
     </w:tblPr>
     <w:tblStylePr w:type="firstRow">
       <w:rPr>
-        <w:rFonts w:asciiTheme="majorHAnsi" w:eastAsiaTheme="majorEastAsia" w:hAnsiTheme="majorHAnsi" w:cstheme="majorBidi"/>
+        <w:rFonts/>
       </w:rPr>
       <w:tblPr/>
       <w:tcPr>
@@ -6189,7 +6004,7 @@
     </w:tblPr>
     <w:tblStylePr w:type="firstRow">
       <w:rPr>
-        <w:rFonts w:asciiTheme="majorHAnsi" w:eastAsiaTheme="majorEastAsia" w:hAnsiTheme="majorHAnsi" w:cstheme="majorBidi"/>
+        <w:rFonts/>
       </w:rPr>
       <w:tblPr/>
       <w:tcPr>
@@ -6273,7 +6088,7 @@
     </w:tblPr>
     <w:tblStylePr w:type="firstRow">
       <w:rPr>
-        <w:rFonts w:asciiTheme="majorHAnsi" w:eastAsiaTheme="majorEastAsia" w:hAnsiTheme="majorHAnsi" w:cstheme="majorBidi"/>
+        <w:rFonts/>
       </w:rPr>
       <w:tblPr/>
       <w:tcPr>
@@ -6357,7 +6172,7 @@
     </w:tblPr>
     <w:tblStylePr w:type="firstRow">
       <w:rPr>
-        <w:rFonts w:asciiTheme="majorHAnsi" w:eastAsiaTheme="majorEastAsia" w:hAnsiTheme="majorHAnsi" w:cstheme="majorBidi"/>
+        <w:rFonts/>
       </w:rPr>
       <w:tblPr/>
       <w:tcPr>
@@ -6441,7 +6256,7 @@
     </w:tblPr>
     <w:tblStylePr w:type="firstRow">
       <w:rPr>
-        <w:rFonts w:asciiTheme="majorHAnsi" w:eastAsiaTheme="majorEastAsia" w:hAnsiTheme="majorHAnsi" w:cstheme="majorBidi"/>
+        <w:rFonts/>
       </w:rPr>
       <w:tblPr/>
       <w:tcPr>
@@ -6506,7 +6321,7 @@
       <w:spacing w:after="0" w:line="240" w:lineRule="auto"/>
     </w:pPr>
     <w:rPr>
-      <w:rFonts w:asciiTheme="majorHAnsi" w:eastAsiaTheme="majorEastAsia" w:hAnsiTheme="majorHAnsi" w:cstheme="majorBidi"/>
+      <w:rFonts/>
       <w:color w:val="000000" w:themeColor="text1"/>
     </w:rPr>
     <w:tblPr>
@@ -6634,7 +6449,7 @@
       <w:spacing w:after="0" w:line="240" w:lineRule="auto"/>
     </w:pPr>
     <w:rPr>
-      <w:rFonts w:asciiTheme="majorHAnsi" w:eastAsiaTheme="majorEastAsia" w:hAnsiTheme="majorHAnsi" w:cstheme="majorBidi"/>
+      <w:rFonts/>
       <w:color w:val="000000" w:themeColor="text1"/>
     </w:rPr>
     <w:tblPr>
@@ -6762,7 +6577,7 @@
       <w:spacing w:after="0" w:line="240" w:lineRule="auto"/>
     </w:pPr>
     <w:rPr>
-      <w:rFonts w:asciiTheme="majorHAnsi" w:eastAsiaTheme="majorEastAsia" w:hAnsiTheme="majorHAnsi" w:cstheme="majorBidi"/>
+      <w:rFonts/>
       <w:color w:val="000000" w:themeColor="text1"/>
     </w:rPr>
     <w:tblPr>
@@ -6890,7 +6705,7 @@
       <w:spacing w:after="0" w:line="240" w:lineRule="auto"/>
     </w:pPr>
     <w:rPr>
-      <w:rFonts w:asciiTheme="majorHAnsi" w:eastAsiaTheme="majorEastAsia" w:hAnsiTheme="majorHAnsi" w:cstheme="majorBidi"/>
+      <w:rFonts/>
       <w:color w:val="000000" w:themeColor="text1"/>
     </w:rPr>
     <w:tblPr>
@@ -7018,7 +6833,7 @@
       <w:spacing w:after="0" w:line="240" w:lineRule="auto"/>
     </w:pPr>
     <w:rPr>
-      <w:rFonts w:asciiTheme="majorHAnsi" w:eastAsiaTheme="majorEastAsia" w:hAnsiTheme="majorHAnsi" w:cstheme="majorBidi"/>
+      <w:rFonts/>
       <w:color w:val="000000" w:themeColor="text1"/>
     </w:rPr>
     <w:tblPr>
@@ -7146,7 +6961,7 @@
       <w:spacing w:after="0" w:line="240" w:lineRule="auto"/>
     </w:pPr>
     <w:rPr>
-      <w:rFonts w:asciiTheme="majorHAnsi" w:eastAsiaTheme="majorEastAsia" w:hAnsiTheme="majorHAnsi" w:cstheme="majorBidi"/>
+      <w:rFonts/>
       <w:color w:val="000000" w:themeColor="text1"/>
     </w:rPr>
     <w:tblPr>
@@ -7274,7 +7089,7 @@
       <w:spacing w:after="0" w:line="240" w:lineRule="auto"/>
     </w:pPr>
     <w:rPr>
-      <w:rFonts w:asciiTheme="majorHAnsi" w:eastAsiaTheme="majorEastAsia" w:hAnsiTheme="majorHAnsi" w:cstheme="majorBidi"/>
+      <w:rFonts/>
       <w:color w:val="000000" w:themeColor="text1"/>
     </w:rPr>
     <w:tblPr>
@@ -7913,7 +7728,7 @@
       <w:spacing w:after="0" w:line="240" w:lineRule="auto"/>
     </w:pPr>
     <w:rPr>
-      <w:rFonts w:asciiTheme="majorHAnsi" w:eastAsiaTheme="majorEastAsia" w:hAnsiTheme="majorHAnsi" w:cstheme="majorBidi"/>
+      <w:rFonts/>
       <w:color w:val="000000" w:themeColor="text1"/>
     </w:rPr>
     <w:tblPr>
@@ -8038,7 +7853,7 @@
       <w:spacing w:after="0" w:line="240" w:lineRule="auto"/>
     </w:pPr>
     <w:rPr>
-      <w:rFonts w:asciiTheme="majorHAnsi" w:eastAsiaTheme="majorEastAsia" w:hAnsiTheme="majorHAnsi" w:cstheme="majorBidi"/>
+      <w:rFonts/>
       <w:color w:val="000000" w:themeColor="text1"/>
     </w:rPr>
     <w:tblPr>
@@ -8163,7 +7978,7 @@
       <w:spacing w:after="0" w:line="240" w:lineRule="auto"/>
     </w:pPr>
     <w:rPr>
-      <w:rFonts w:asciiTheme="majorHAnsi" w:eastAsiaTheme="majorEastAsia" w:hAnsiTheme="majorHAnsi" w:cstheme="majorBidi"/>
+      <w:rFonts/>
       <w:color w:val="000000" w:themeColor="text1"/>
     </w:rPr>
     <w:tblPr>
@@ -8288,7 +8103,7 @@
       <w:spacing w:after="0" w:line="240" w:lineRule="auto"/>
     </w:pPr>
     <w:rPr>
-      <w:rFonts w:asciiTheme="majorHAnsi" w:eastAsiaTheme="majorEastAsia" w:hAnsiTheme="majorHAnsi" w:cstheme="majorBidi"/>
+      <w:rFonts/>
       <w:color w:val="000000" w:themeColor="text1"/>
     </w:rPr>
     <w:tblPr>
@@ -8413,7 +8228,7 @@
       <w:spacing w:after="0" w:line="240" w:lineRule="auto"/>
     </w:pPr>
     <w:rPr>
-      <w:rFonts w:asciiTheme="majorHAnsi" w:eastAsiaTheme="majorEastAsia" w:hAnsiTheme="majorHAnsi" w:cstheme="majorBidi"/>
+      <w:rFonts/>
       <w:color w:val="000000" w:themeColor="text1"/>
     </w:rPr>
     <w:tblPr>
@@ -8538,7 +8353,7 @@
       <w:spacing w:after="0" w:line="240" w:lineRule="auto"/>
     </w:pPr>
     <w:rPr>
-      <w:rFonts w:asciiTheme="majorHAnsi" w:eastAsiaTheme="majorEastAsia" w:hAnsiTheme="majorHAnsi" w:cstheme="majorBidi"/>
+      <w:rFonts/>
       <w:color w:val="000000" w:themeColor="text1"/>
     </w:rPr>
     <w:tblPr>
@@ -8663,7 +8478,7 @@
       <w:spacing w:after="0" w:line="240" w:lineRule="auto"/>
     </w:pPr>
     <w:rPr>
-      <w:rFonts w:asciiTheme="majorHAnsi" w:eastAsiaTheme="majorEastAsia" w:hAnsiTheme="majorHAnsi" w:cstheme="majorBidi"/>
+      <w:rFonts/>
       <w:color w:val="000000" w:themeColor="text1"/>
     </w:rPr>
     <w:tblPr>
